--- a/Rodrigo/Angular Node/Rodrigo Fernandez.docx
+++ b/Rodrigo/Angular Node/Rodrigo Fernandez.docx
@@ -983,8 +983,6 @@
         </w:rPr>
         <w:t>Angular 14–</w:t>
       </w:r>
-      <w:bookmarkStart w:id="0" w:name="_GoBack"/>
-      <w:bookmarkEnd w:id="0"/>
       <w:r>
         <w:rPr>
           <w:b/>
@@ -2117,24 +2115,6 @@
       <w:pPr>
         <w:numPr>
           <w:ilvl w:val="0"/>
-          <w:numId w:val="20"/>
-        </w:numPr>
-        <w:spacing w:before="100" w:beforeAutospacing="1" w:after="100" w:afterAutospacing="1"/>
-        <w:rPr>
-          <w:szCs w:val="24"/>
-        </w:rPr>
-      </w:pPr>
-      <w:r>
-        <w:rPr>
-          <w:szCs w:val="24"/>
-        </w:rPr>
-        <w:t>Worked directly with clients to clarify vague requirements, convert business needs into UI behavior, and deliver practical features within tight agency timelines.</w:t>
-      </w:r>
-    </w:p>
-    <w:p>
-      <w:pPr>
-        <w:numPr>
-          <w:ilvl w:val="0"/>
           <w:numId w:val="0"/>
         </w:numPr>
         <w:spacing w:before="100" w:beforeAutospacing="1" w:after="100" w:afterAutospacing="1"/>
@@ -2502,26 +2482,6 @@
           <w:szCs w:val="24"/>
         </w:rPr>
         <w:t>Learned large-scale development workflow, version control discipline, and professional communication from senior engineers.</w:t>
-      </w:r>
-    </w:p>
-    <w:p>
-      <w:pPr>
-        <w:pStyle w:val="ListParagraph"/>
-        <w:numPr>
-          <w:ilvl w:val="0"/>
-          <w:numId w:val="23"/>
-        </w:numPr>
-        <w:spacing w:before="100" w:beforeAutospacing="1" w:after="100" w:afterAutospacing="1"/>
-        <w:jc w:val="both"/>
-        <w:rPr>
-          <w:szCs w:val="24"/>
-        </w:rPr>
-      </w:pPr>
-      <w:r>
-        <w:rPr>
-          <w:szCs w:val="24"/>
-        </w:rPr>
-        <w:t>Participated in team meetings, sprint planning, and defect analysis while gaining real-world software lifecycle exposure.</w:t>
       </w:r>
     </w:p>
     <w:p>
@@ -2569,7 +2529,6 @@
           <w:bCs/>
           <w:szCs w:val="24"/>
         </w:rPr>
-        <w:lastRenderedPageBreak/>
         <w:t>Texas State University</w:t>
       </w:r>
       <w:r>
@@ -2613,11 +2572,8 @@
         </w:rPr>
         <w:t>)</w:t>
       </w:r>
-    </w:p>
-    <w:p>
-      <w:pPr>
-        <w:pStyle w:val="experiencestentence"/>
-      </w:pPr>
+      <w:bookmarkStart w:id="0" w:name="_GoBack"/>
+      <w:bookmarkEnd w:id="0"/>
     </w:p>
     <w:sectPr>
       <w:pgSz w:w="12240" w:h="15840"/>

--- a/Rodrigo/Angular Node/Rodrigo Fernandez.docx
+++ b/Rodrigo/Angular Node/Rodrigo Fernandez.docx
@@ -383,7 +383,20 @@
         <w:rPr>
           <w:szCs w:val="24"/>
         </w:rPr>
-        <w:t xml:space="preserve">, AngularJS, </w:t>
+        <w:t xml:space="preserve">, </w:t>
+      </w:r>
+      <w:r>
+        <w:rPr>
+          <w:b/>
+          <w:szCs w:val="24"/>
+        </w:rPr>
+        <w:t>AngularJS</w:t>
+      </w:r>
+      <w:r>
+        <w:rPr>
+          <w:szCs w:val="24"/>
+        </w:rPr>
+        <w:t xml:space="preserve">, </w:t>
       </w:r>
       <w:proofErr w:type="spellStart"/>
       <w:r>
@@ -2278,6 +2291,8 @@
         </w:rPr>
         <w:t>Converted repeated HTML and JavaScript patterns into reusable snippets and shared utilities, reducing duplicate code across internal application pages.</w:t>
       </w:r>
+      <w:bookmarkStart w:id="0" w:name="_GoBack"/>
+      <w:bookmarkEnd w:id="0"/>
     </w:p>
     <w:p>
       <w:pPr>
@@ -2409,7 +2424,7 @@
         <w:pStyle w:val="ListParagraph"/>
         <w:numPr>
           <w:ilvl w:val="0"/>
-          <w:numId w:val="23"/>
+          <w:numId w:val="24"/>
         </w:numPr>
         <w:spacing w:before="100" w:beforeAutospacing="1" w:after="100" w:afterAutospacing="1"/>
         <w:jc w:val="both"/>
@@ -2421,7 +2436,35 @@
         <w:rPr>
           <w:szCs w:val="24"/>
         </w:rPr>
-        <w:t>Contributed to internal productivity tools using JavaScript, C#, and SQL under enterprise engineering standards and code review practices.</w:t>
+        <w:t xml:space="preserve">Contributed to internal engineering utilities using </w:t>
+      </w:r>
+      <w:r>
+        <w:rPr>
+          <w:b/>
+          <w:bCs/>
+          <w:szCs w:val="24"/>
+        </w:rPr>
+        <w:t>C#</w:t>
+      </w:r>
+      <w:r>
+        <w:rPr>
+          <w:szCs w:val="24"/>
+        </w:rPr>
+        <w:t xml:space="preserve">, </w:t>
+      </w:r>
+      <w:r>
+        <w:rPr>
+          <w:b/>
+          <w:bCs/>
+          <w:szCs w:val="24"/>
+        </w:rPr>
+        <w:t>ASP.NET MVC 4</w:t>
+      </w:r>
+      <w:r>
+        <w:rPr>
+          <w:szCs w:val="24"/>
+        </w:rPr>
+        <w:t>, JavaScript, and SQL Server patterns while learning enterprise development standards from senior engineers.</w:t>
       </w:r>
     </w:p>
     <w:p>
@@ -2429,7 +2472,7 @@
         <w:pStyle w:val="ListParagraph"/>
         <w:numPr>
           <w:ilvl w:val="0"/>
-          <w:numId w:val="23"/>
+          <w:numId w:val="24"/>
         </w:numPr>
         <w:spacing w:before="100" w:beforeAutospacing="1" w:after="100" w:afterAutospacing="1"/>
         <w:jc w:val="both"/>
@@ -2441,7 +2484,7 @@
         <w:rPr>
           <w:szCs w:val="24"/>
         </w:rPr>
-        <w:t>Assisted with bug triage, UI fixes, and automation tasks that improved team delivery efficiency during release cycles.</w:t>
+        <w:t>Assisted with bug reproduction, log review, and small feature fixes for dashboard pages, improving reliability of internal tools used by technical support teams.</w:t>
       </w:r>
     </w:p>
     <w:p>
@@ -2449,7 +2492,7 @@
         <w:pStyle w:val="ListParagraph"/>
         <w:numPr>
           <w:ilvl w:val="0"/>
-          <w:numId w:val="23"/>
+          <w:numId w:val="24"/>
         </w:numPr>
         <w:spacing w:before="100" w:beforeAutospacing="1" w:after="100" w:afterAutospacing="1"/>
         <w:jc w:val="both"/>
@@ -2461,7 +2504,7 @@
         <w:rPr>
           <w:szCs w:val="24"/>
         </w:rPr>
-        <w:t>Created test scripts and documentation that helped validate builds faster and reduce repeated manual checks.</w:t>
+        <w:t>Implemented minor UI updates and backend validation improvements under code review, gaining practical experience with accessibility, maintainability, and secure coding expectations.</w:t>
       </w:r>
     </w:p>
     <w:p>
@@ -2469,7 +2512,7 @@
         <w:pStyle w:val="ListParagraph"/>
         <w:numPr>
           <w:ilvl w:val="0"/>
-          <w:numId w:val="23"/>
+          <w:numId w:val="24"/>
         </w:numPr>
         <w:spacing w:before="100" w:beforeAutospacing="1" w:after="100" w:afterAutospacing="1"/>
         <w:jc w:val="both"/>
@@ -2481,7 +2524,7 @@
         <w:rPr>
           <w:szCs w:val="24"/>
         </w:rPr>
-        <w:t>Learned large-scale development workflow, version control discipline, and professional communication from senior engineers.</w:t>
+        <w:t>Prepared documentation for setup steps, known issues, and troubleshooting paths so future interns and team members could onboard more smoothly to internal applications.</w:t>
       </w:r>
     </w:p>
     <w:p>
@@ -2572,8 +2615,6 @@
         </w:rPr>
         <w:t>)</w:t>
       </w:r>
-      <w:bookmarkStart w:id="0" w:name="_GoBack"/>
-      <w:bookmarkEnd w:id="0"/>
     </w:p>
     <w:sectPr>
       <w:pgSz w:w="12240" w:h="15840"/>
@@ -4962,6 +5003,119 @@
     </w:lvl>
   </w:abstractNum>
   <w:abstractNum w:abstractNumId="21">
+    <w:nsid w:val="77C514CD"/>
+    <w:multiLevelType w:val="hybridMultilevel"/>
+    <w:tmpl w:val="4CC208F2"/>
+    <w:lvl w:ilvl="0" w:tplc="04090001">
+      <w:start w:val="1"/>
+      <w:numFmt w:val="bullet"/>
+      <w:lvlText w:val=""/>
+      <w:lvlJc w:val="left"/>
+      <w:pPr>
+        <w:ind w:left="360" w:hanging="360"/>
+      </w:pPr>
+      <w:rPr>
+        <w:rFonts w:ascii="Symbol" w:hAnsi="Symbol" w:hint="default"/>
+      </w:rPr>
+    </w:lvl>
+    <w:lvl w:ilvl="1" w:tplc="04090003" w:tentative="1">
+      <w:start w:val="1"/>
+      <w:numFmt w:val="bullet"/>
+      <w:lvlText w:val="o"/>
+      <w:lvlJc w:val="left"/>
+      <w:pPr>
+        <w:ind w:left="1080" w:hanging="360"/>
+      </w:pPr>
+      <w:rPr>
+        <w:rFonts w:ascii="Courier New" w:hAnsi="Courier New" w:cs="Courier New" w:hint="default"/>
+      </w:rPr>
+    </w:lvl>
+    <w:lvl w:ilvl="2" w:tplc="04090005" w:tentative="1">
+      <w:start w:val="1"/>
+      <w:numFmt w:val="bullet"/>
+      <w:lvlText w:val=""/>
+      <w:lvlJc w:val="left"/>
+      <w:pPr>
+        <w:ind w:left="1800" w:hanging="360"/>
+      </w:pPr>
+      <w:rPr>
+        <w:rFonts w:ascii="Wingdings" w:hAnsi="Wingdings" w:hint="default"/>
+      </w:rPr>
+    </w:lvl>
+    <w:lvl w:ilvl="3" w:tplc="04090001" w:tentative="1">
+      <w:start w:val="1"/>
+      <w:numFmt w:val="bullet"/>
+      <w:lvlText w:val=""/>
+      <w:lvlJc w:val="left"/>
+      <w:pPr>
+        <w:ind w:left="2520" w:hanging="360"/>
+      </w:pPr>
+      <w:rPr>
+        <w:rFonts w:ascii="Symbol" w:hAnsi="Symbol" w:hint="default"/>
+      </w:rPr>
+    </w:lvl>
+    <w:lvl w:ilvl="4" w:tplc="04090003" w:tentative="1">
+      <w:start w:val="1"/>
+      <w:numFmt w:val="bullet"/>
+      <w:lvlText w:val="o"/>
+      <w:lvlJc w:val="left"/>
+      <w:pPr>
+        <w:ind w:left="3240" w:hanging="360"/>
+      </w:pPr>
+      <w:rPr>
+        <w:rFonts w:ascii="Courier New" w:hAnsi="Courier New" w:cs="Courier New" w:hint="default"/>
+      </w:rPr>
+    </w:lvl>
+    <w:lvl w:ilvl="5" w:tplc="04090005" w:tentative="1">
+      <w:start w:val="1"/>
+      <w:numFmt w:val="bullet"/>
+      <w:lvlText w:val=""/>
+      <w:lvlJc w:val="left"/>
+      <w:pPr>
+        <w:ind w:left="3960" w:hanging="360"/>
+      </w:pPr>
+      <w:rPr>
+        <w:rFonts w:ascii="Wingdings" w:hAnsi="Wingdings" w:hint="default"/>
+      </w:rPr>
+    </w:lvl>
+    <w:lvl w:ilvl="6" w:tplc="04090001" w:tentative="1">
+      <w:start w:val="1"/>
+      <w:numFmt w:val="bullet"/>
+      <w:lvlText w:val=""/>
+      <w:lvlJc w:val="left"/>
+      <w:pPr>
+        <w:ind w:left="4680" w:hanging="360"/>
+      </w:pPr>
+      <w:rPr>
+        <w:rFonts w:ascii="Symbol" w:hAnsi="Symbol" w:hint="default"/>
+      </w:rPr>
+    </w:lvl>
+    <w:lvl w:ilvl="7" w:tplc="04090003" w:tentative="1">
+      <w:start w:val="1"/>
+      <w:numFmt w:val="bullet"/>
+      <w:lvlText w:val="o"/>
+      <w:lvlJc w:val="left"/>
+      <w:pPr>
+        <w:ind w:left="5400" w:hanging="360"/>
+      </w:pPr>
+      <w:rPr>
+        <w:rFonts w:ascii="Courier New" w:hAnsi="Courier New" w:cs="Courier New" w:hint="default"/>
+      </w:rPr>
+    </w:lvl>
+    <w:lvl w:ilvl="8" w:tplc="04090005" w:tentative="1">
+      <w:start w:val="1"/>
+      <w:numFmt w:val="bullet"/>
+      <w:lvlText w:val=""/>
+      <w:lvlJc w:val="left"/>
+      <w:pPr>
+        <w:ind w:left="6120" w:hanging="360"/>
+      </w:pPr>
+      <w:rPr>
+        <w:rFonts w:ascii="Wingdings" w:hAnsi="Wingdings" w:hint="default"/>
+      </w:rPr>
+    </w:lvl>
+  </w:abstractNum>
+  <w:abstractNum w:abstractNumId="22">
     <w:nsid w:val="7A2F30BB"/>
     <w:multiLevelType w:val="hybridMultilevel"/>
     <w:tmpl w:val="733085D4"/>
@@ -5074,7 +5228,7 @@
       </w:rPr>
     </w:lvl>
   </w:abstractNum>
-  <w:abstractNum w:abstractNumId="22">
+  <w:abstractNum w:abstractNumId="23">
     <w:nsid w:val="7FE72477"/>
     <w:multiLevelType w:val="hybridMultilevel"/>
     <w:tmpl w:val="BDC6FB42"/>
@@ -5190,7 +5344,7 @@
     <w:abstractNumId w:val="9"/>
   </w:num>
   <w:num w:numId="2">
-    <w:abstractNumId w:val="22"/>
+    <w:abstractNumId w:val="23"/>
   </w:num>
   <w:num w:numId="3">
     <w:abstractNumId w:val="13"/>
@@ -5220,7 +5374,7 @@
     <w:abstractNumId w:val="20"/>
   </w:num>
   <w:num w:numId="12">
-    <w:abstractNumId w:val="21"/>
+    <w:abstractNumId w:val="22"/>
   </w:num>
   <w:num w:numId="13">
     <w:abstractNumId w:val="11"/>
@@ -5254,6 +5408,9 @@
   </w:num>
   <w:num w:numId="23">
     <w:abstractNumId w:val="12"/>
+  </w:num>
+  <w:num w:numId="24">
+    <w:abstractNumId w:val="21"/>
   </w:num>
 </w:numbering>
 </file>

--- a/Rodrigo/Angular Node/Rodrigo Fernandez.docx
+++ b/Rodrigo/Angular Node/Rodrigo Fernandez.docx
@@ -183,7 +183,7 @@
         <w:rPr>
           <w:szCs w:val="24"/>
         </w:rPr>
-        <w:t>www.linkedin.com/in/rodrigobermejo-fernández-9a5a0664</w:t>
+        <w:t>https://www.linkedin.com/in/rodrigo-bermejo-fern%C3%A1ndez-9a5a0664/</w:t>
       </w:r>
       <w:r>
         <w:rPr>
@@ -1070,21 +1070,7 @@
         <w:rPr>
           <w:szCs w:val="24"/>
         </w:rPr>
-        <w:t xml:space="preserve">, rebuilding routing, reactive forms, and authentication flows while preserving business rules and reducing post-release UI defects by </w:t>
-      </w:r>
-      <w:r>
-        <w:rPr>
-          <w:b/>
-          <w:bCs/>
-          <w:szCs w:val="24"/>
-        </w:rPr>
-        <w:t>38%</w:t>
-      </w:r>
-      <w:r>
-        <w:rPr>
-          <w:szCs w:val="24"/>
-        </w:rPr>
-        <w:t>.</w:t>
+        <w:t>, rebuilding routing, reactive forms, and authentication flows while preserving business rules and reducing post-release UI defects.</w:t>
       </w:r>
     </w:p>
     <w:p>
@@ -1146,21 +1132,7 @@
         <w:rPr>
           <w:szCs w:val="24"/>
         </w:rPr>
-        <w:t xml:space="preserve">, and PostgreSQL, replacing manual operations and increasing processing efficiency by </w:t>
-      </w:r>
-      <w:r>
-        <w:rPr>
-          <w:b/>
-          <w:bCs/>
-          <w:szCs w:val="24"/>
-        </w:rPr>
-        <w:t>55%</w:t>
-      </w:r>
-      <w:r>
-        <w:rPr>
-          <w:szCs w:val="24"/>
-        </w:rPr>
-        <w:t xml:space="preserve"> through automation.</w:t>
+        <w:t>, and PostgreSQL, replacing manual operations and increasing processing efficiency through automation.</w:t>
       </w:r>
     </w:p>
     <w:p>
@@ -1249,21 +1221,7 @@
         <w:rPr>
           <w:szCs w:val="24"/>
         </w:rPr>
-        <w:t xml:space="preserve">Built reusable Angular component libraries and coding standards that accelerated parallel project delivery by </w:t>
-      </w:r>
-      <w:r>
-        <w:rPr>
-          <w:b/>
-          <w:bCs/>
-          <w:szCs w:val="24"/>
-        </w:rPr>
-        <w:t>30%</w:t>
-      </w:r>
-      <w:r>
-        <w:rPr>
-          <w:szCs w:val="24"/>
-        </w:rPr>
-        <w:t xml:space="preserve"> across multiple internal teams.</w:t>
+        <w:t>Built reusable Angular component libraries and coding standards that accelerated parallel project delivery across multiple internal teams.</w:t>
       </w:r>
     </w:p>
     <w:p>
@@ -1311,21 +1269,7 @@
         <w:rPr>
           <w:szCs w:val="24"/>
         </w:rPr>
-        <w:t xml:space="preserve">, reducing incident diagnosis time by </w:t>
-      </w:r>
-      <w:r>
-        <w:rPr>
-          <w:b/>
-          <w:bCs/>
-          <w:szCs w:val="24"/>
-        </w:rPr>
-        <w:t>48%</w:t>
-      </w:r>
-      <w:r>
-        <w:rPr>
-          <w:szCs w:val="24"/>
-        </w:rPr>
-        <w:t xml:space="preserve"> during production support cycles.</w:t>
+        <w:t>, reducing incident diagnosis time during production support cycles.</w:t>
       </w:r>
     </w:p>
     <w:p>
@@ -1365,21 +1309,7 @@
         <w:rPr>
           <w:szCs w:val="24"/>
         </w:rPr>
-        <w:t xml:space="preserve">Optimized PostgreSQL queries, indexes, and API pagination logic, improving reporting response time by </w:t>
-      </w:r>
-      <w:r>
-        <w:rPr>
-          <w:b/>
-          <w:bCs/>
-          <w:szCs w:val="24"/>
-        </w:rPr>
-        <w:t>37%</w:t>
-      </w:r>
-      <w:r>
-        <w:rPr>
-          <w:szCs w:val="24"/>
-        </w:rPr>
-        <w:t xml:space="preserve"> on large account datasets.</w:t>
+        <w:t>Optimized PostgreSQL queries, indexes, and API pagination logic, improving reporting response time on large account datasets.</w:t>
       </w:r>
     </w:p>
     <w:p>
@@ -1399,21 +1329,7 @@
         <w:rPr>
           <w:szCs w:val="24"/>
         </w:rPr>
-        <w:t xml:space="preserve">Partnered with product teams to launch new customer self-service features that reduced support ticket volume by </w:t>
-      </w:r>
-      <w:r>
-        <w:rPr>
-          <w:b/>
-          <w:bCs/>
-          <w:szCs w:val="24"/>
-        </w:rPr>
-        <w:t>26%</w:t>
-      </w:r>
-      <w:r>
-        <w:rPr>
-          <w:szCs w:val="24"/>
-        </w:rPr>
-        <w:t xml:space="preserve"> within first quarter.</w:t>
+        <w:t>Partnered with product teams to launch new customer self-service features that reduced support ticket volume within first quarter.</w:t>
       </w:r>
     </w:p>
     <w:p>
@@ -1606,21 +1522,7 @@
         <w:rPr>
           <w:szCs w:val="24"/>
         </w:rPr>
-        <w:t xml:space="preserve"> SPA modules, reducing maintenance overhead and speeding feature releases by </w:t>
-      </w:r>
-      <w:r>
-        <w:rPr>
-          <w:b/>
-          <w:bCs/>
-          <w:szCs w:val="24"/>
-        </w:rPr>
-        <w:t>35%</w:t>
-      </w:r>
-      <w:r>
-        <w:rPr>
-          <w:szCs w:val="24"/>
-        </w:rPr>
-        <w:t>.</w:t>
+        <w:t xml:space="preserve"> SPA modules, reducing maintenance overhead and speeding feature releases.</w:t>
       </w:r>
     </w:p>
     <w:p>
@@ -1640,21 +1542,7 @@
         <w:rPr>
           <w:szCs w:val="24"/>
         </w:rPr>
-        <w:t xml:space="preserve">Created REST APIs with Express and MongoDB, tuning indexes and aggregation pipelines that improved average response performance by </w:t>
-      </w:r>
-      <w:r>
-        <w:rPr>
-          <w:b/>
-          <w:bCs/>
-          <w:szCs w:val="24"/>
-        </w:rPr>
-        <w:t>33%</w:t>
-      </w:r>
-      <w:r>
-        <w:rPr>
-          <w:szCs w:val="24"/>
-        </w:rPr>
-        <w:t>.</w:t>
+        <w:t>Created REST APIs with Express and MongoDB, tuning indexes and aggregation pipelines that improved average response performance.</w:t>
       </w:r>
     </w:p>
     <w:p>
@@ -1674,21 +1562,7 @@
         <w:rPr>
           <w:szCs w:val="24"/>
         </w:rPr>
-        <w:t xml:space="preserve">Fixed JWT refresh token race conditions and timeout issues with interceptor redesign, lowering authentication complaints by </w:t>
-      </w:r>
-      <w:r>
-        <w:rPr>
-          <w:b/>
-          <w:bCs/>
-          <w:szCs w:val="24"/>
-        </w:rPr>
-        <w:t>40%</w:t>
-      </w:r>
-      <w:r>
-        <w:rPr>
-          <w:szCs w:val="24"/>
-        </w:rPr>
-        <w:t>.</w:t>
+        <w:t>Fixed JWT refresh token race conditions and timeout issues with interceptor redesign, lowering authentication complaints.</w:t>
       </w:r>
     </w:p>
     <w:p>
@@ -2291,8 +2165,6 @@
         </w:rPr>
         <w:t>Converted repeated HTML and JavaScript patterns into reusable snippets and shared utilities, reducing duplicate code across internal application pages.</w:t>
       </w:r>
-      <w:bookmarkStart w:id="0" w:name="_GoBack"/>
-      <w:bookmarkEnd w:id="0"/>
     </w:p>
     <w:p>
       <w:pPr>
@@ -2418,6 +2290,8 @@
         </w:rPr>
         <w:t>)</w:t>
       </w:r>
+      <w:bookmarkStart w:id="0" w:name="_GoBack"/>
+      <w:bookmarkEnd w:id="0"/>
     </w:p>
     <w:p>
       <w:pPr>

--- a/Rodrigo/Angular Node/Rodrigo Fernandez.docx
+++ b/Rodrigo/Angular Node/Rodrigo Fernandez.docx
@@ -159,6 +159,11 @@
           <w:szCs w:val="24"/>
         </w:rPr>
         <w:br/>
+      </w:r>
+      <w:r>
+        <w:rPr>
+          <w:szCs w:val="24"/>
+        </w:rPr>
         <w:t xml:space="preserve">Katy, Texas </w:t>
       </w:r>
       <w:r>
@@ -171,13 +176,19 @@
         <w:rPr>
           <w:szCs w:val="24"/>
         </w:rPr>
-        <w:t>+1 (407) 801-1287</w:t>
-      </w:r>
-      <w:r>
-        <w:rPr>
-          <w:szCs w:val="24"/>
-        </w:rPr>
-        <w:t xml:space="preserve"> | </w:t>
+        <w:t>+</w:t>
+      </w:r>
+      <w:r>
+        <w:rPr>
+          <w:szCs w:val="24"/>
+        </w:rPr>
+        <w:t>1 (430) 279-2231</w:t>
+      </w:r>
+      <w:r>
+        <w:rPr>
+          <w:szCs w:val="24"/>
+        </w:rPr>
+        <w:t xml:space="preserve">| </w:t>
       </w:r>
       <w:r>
         <w:rPr>
@@ -189,7 +200,7 @@
         <w:rPr>
           <w:szCs w:val="24"/>
         </w:rPr>
-        <w:t xml:space="preserve"> | </w:t>
+        <w:t xml:space="preserve">| </w:t>
       </w:r>
       <w:r>
         <w:rPr>
@@ -197,6 +208,8 @@
         </w:rPr>
         <w:t>rodrigobfdev@gmail.com</w:t>
       </w:r>
+      <w:bookmarkStart w:id="0" w:name="_GoBack"/>
+      <w:bookmarkEnd w:id="0"/>
     </w:p>
     <w:p>
       <w:pPr>
@@ -2290,8 +2303,6 @@
         </w:rPr>
         <w:t>)</w:t>
       </w:r>
-      <w:bookmarkStart w:id="0" w:name="_GoBack"/>
-      <w:bookmarkEnd w:id="0"/>
     </w:p>
     <w:p>
       <w:pPr>
